--- a/tools/tester-kit/TESTER_GUIDE.docx
+++ b/tools/tester-kit/TESTER_GUIDE.docx
@@ -295,7 +295,7 @@
         <w:t>TAG_TEST_PROTOCOL.md</w:t>
       </w:r>
       <w:r>
-        <w:t>: tagging, bindings and rooms/spaces (T1-T15, then section U).</w:t>
+        <w:t>: tagging, bindings and rooms/spaces (T1-T15), the tag library (section L: loading, updating, Repair Lib, Promote Library), then section U.</w:t>
       </w:r>
     </w:p>
     <w:p>
